--- a/game(data&statics)/画对称.docx
+++ b/game(data&statics)/画对称.docx
@@ -100,258 +100,145 @@
     <w:p>
       <w:pPr>
         <w:rPr>
+          <w:rFonts w:hint="eastAsia"/>
           <w:b/>
           <w:bCs/>
         </w:rPr>
       </w:pPr>
-      <w:r>
-        <w:rPr>
-          <w:rFonts w:hint="eastAsia"/>
+    </w:p>
+    <w:p>
+      <w:pPr>
+        <w:rPr>
           <w:b/>
           <w:bCs/>
         </w:rPr>
-        <w:t>图形难度变化区分：</w:t>
-      </w:r>
-    </w:p>
-    <w:p>
-      <w:pPr>
-        <w:rPr>
-          <w:rFonts w:hint="eastAsia"/>
-        </w:rPr>
-      </w:pPr>
-      <w:r>
-        <w:rPr>
-          <w:rFonts w:hint="eastAsia"/>
-        </w:rPr>
-        <w:t>1. 对称轴类型（竖线相对简单、横轴上下对称相对难）</w:t>
-      </w:r>
-    </w:p>
-    <w:p>
-      <w:r>
-        <w:rPr>
-          <w:rFonts w:hint="eastAsia"/>
-        </w:rPr>
-        <w:t>2. 线条类型（直线、斜线、弧线、曲线）</w:t>
-      </w:r>
-    </w:p>
-    <w:p>
-      <w:pPr>
-        <w:rPr>
-          <w:rFonts w:hint="eastAsia"/>
-        </w:rPr>
-      </w:pPr>
-      <w:r>
-        <w:rPr>
-          <w:rFonts w:hint="eastAsia"/>
-        </w:rPr>
-        <w:t>3. 线条数量（越多越难）</w:t>
-      </w:r>
-    </w:p>
-    <w:p>
-      <w:r>
-        <w:rPr>
-          <w:rFonts w:hint="eastAsia"/>
-        </w:rPr>
-        <w:t>4. 角度的多样性</w:t>
-      </w:r>
-    </w:p>
-    <w:p>
-      <w:r>
-        <w:rPr>
-          <w:rFonts w:hint="eastAsia"/>
-        </w:rPr>
-        <w:t>5. 线条是否规律穿过每个辅助格线的点（例如以上每条线的重点都穿过了格线的交叉点，但是如果斜线只是日字形的对角线，中间从两个交叉点的横线穿过，难度会稍高一些，如果是曲线，可能中间有很多段不经过辅助点，难度就更大，如下图，下图先不用做评判标准，只是一个难度说明）</w:t>
-      </w:r>
-    </w:p>
-    <w:p>
-      <w:pPr>
-        <w:rPr>
-          <w:rFonts w:hint="eastAsia"/>
-        </w:rPr>
-      </w:pPr>
-      <w:r>
-        <w:drawing>
-          <wp:inline distT="0" distB="0" distL="0" distR="0">
-            <wp:extent cx="1666240" cy="2253615"/>
-            <wp:effectExtent l="0" t="0" r="0" b="0"/>
-            <wp:docPr id="1401423295" name="图片 1"/>
-            <wp:cNvGraphicFramePr>
-              <a:graphicFrameLocks xmlns:a="http://schemas.openxmlformats.org/drawingml/2006/main" noChangeAspect="1"/>
-            </wp:cNvGraphicFramePr>
-            <a:graphic xmlns:a="http://schemas.openxmlformats.org/drawingml/2006/main">
-              <a:graphicData uri="http://schemas.openxmlformats.org/drawingml/2006/picture">
-                <pic:pic xmlns:pic="http://schemas.openxmlformats.org/drawingml/2006/picture">
-                  <pic:nvPicPr>
-                    <pic:cNvPr id="1401423295" name="图片 1"/>
-                    <pic:cNvPicPr>
-                      <a:picLocks noChangeAspect="1"/>
-                    </pic:cNvPicPr>
-                  </pic:nvPicPr>
-                  <pic:blipFill>
-                    <a:blip r:embed="rId7"/>
-                    <a:stretch>
-                      <a:fillRect/>
-                    </a:stretch>
-                  </pic:blipFill>
-                  <pic:spPr>
-                    <a:xfrm>
-                      <a:off x="0" y="0"/>
-                      <a:ext cx="1684368" cy="2278074"/>
-                    </a:xfrm>
-                    <a:prstGeom prst="rect">
-                      <a:avLst/>
-                    </a:prstGeom>
-                  </pic:spPr>
-                </pic:pic>
-              </a:graphicData>
-            </a:graphic>
-          </wp:inline>
-        </w:drawing>
-      </w:r>
-    </w:p>
-    <w:p>
-      <w:pPr>
-        <w:rPr>
+      </w:pPr>
+      <w:r>
+        <w:rPr>
+          <w:rFonts w:hint="eastAsia"/>
           <w:b/>
           <w:bCs/>
         </w:rPr>
-      </w:pPr>
-      <w:r>
-        <w:rPr>
-          <w:rFonts w:hint="eastAsia"/>
+        <w:t>——评分的总体规则：</w:t>
+      </w:r>
+    </w:p>
+    <w:p/>
+    <w:p>
+      <w:pPr>
+        <w:rPr>
+          <w:rFonts w:hint="eastAsia"/>
+        </w:rPr>
+      </w:pPr>
+      <w:r>
+        <w:rPr>
+          <w:rFonts w:hint="eastAsia"/>
+        </w:rPr>
+        <w:t>1. 对称的准确度（基本形状、关键定位点准确度、线条的过程位置、线条应该闭合的地方是否完好闭合）</w:t>
+      </w:r>
+      <w:r>
+        <w:t>（是否在有效</w:t>
+      </w:r>
+      <w:r>
+        <w:rPr>
+          <w:rFonts w:hint="eastAsia"/>
+        </w:rPr>
+        <w:t>画图</w:t>
+      </w:r>
+      <w:r>
+        <w:t>）</w:t>
+      </w:r>
+      <w:r>
+        <w:rPr>
+          <w:rFonts w:hint="eastAsia"/>
+        </w:rPr>
+        <w:t>（对错性指标）</w:t>
+      </w:r>
+    </w:p>
+    <w:p>
+      <w:r>
+        <w:rPr>
+          <w:rFonts w:hint="eastAsia"/>
+        </w:rPr>
+        <w:t xml:space="preserve">2. </w:t>
+      </w:r>
+      <w:r>
+        <w:t>线控能力 Line Control（</w:t>
+      </w:r>
+      <w:r>
+        <w:rPr>
+          <w:rFonts w:hint="eastAsia"/>
+        </w:rPr>
+        <w:t>直线够不够直，曲线够不够平滑）（质量性指标）</w:t>
+      </w:r>
+    </w:p>
+    <w:p>
+      <w:pPr>
+        <w:rPr>
+          <w:rFonts w:hint="eastAsia"/>
+        </w:rPr>
+      </w:pPr>
+      <w:r>
+        <w:rPr>
+          <w:rFonts w:hint="eastAsia"/>
+        </w:rPr>
+        <w:t xml:space="preserve">3. </w:t>
+      </w:r>
+      <w:r>
+        <w:t>连续性与分段行为（Continuity &amp; Fragmentation</w:t>
+      </w:r>
+      <w:r>
+        <w:rPr>
+          <w:rFonts w:hint="eastAsia"/>
+        </w:rPr>
+        <w:t xml:space="preserve"> &amp; 反复描写）（质量性指标）</w:t>
+      </w:r>
+    </w:p>
+    <w:p>
+      <w:r>
+        <w:rPr>
+          <w:rFonts w:hint="eastAsia"/>
+        </w:rPr>
+        <w:t>4. 是否有“情绪性”或者“调皮”而乱画（单独需要监测的例外情况）</w:t>
+      </w:r>
+    </w:p>
+    <w:p>
+      <w:pPr>
+        <w:rPr>
+          <w:rFonts w:hint="eastAsia"/>
+        </w:rPr>
+      </w:pPr>
+    </w:p>
+    <w:p>
+      <w:r>
+        <w:rPr>
+          <w:rFonts w:hint="eastAsia"/>
+        </w:rPr>
+        <w:t>6. 指标需要可调整可扩展，以防未来修改</w:t>
+      </w:r>
+    </w:p>
+    <w:p/>
+    <w:p>
+      <w:r>
+        <w:rPr>
+          <w:rFonts w:hint="eastAsia"/>
+        </w:rPr>
+        <w:t>以上指标1为最重要，2 为第2重要，3和4为同等重要（第三重要）</w:t>
+      </w:r>
+    </w:p>
+    <w:p/>
+    <w:p>
+      <w:pPr>
+        <w:rPr>
           <w:b/>
           <w:bCs/>
         </w:rPr>
-        <w:t>——评分的总体规则：</w:t>
-      </w:r>
-    </w:p>
-    <w:p/>
-    <w:p>
-      <w:pPr>
-        <w:rPr>
-          <w:rFonts w:hint="eastAsia"/>
-        </w:rPr>
-      </w:pPr>
-      <w:r>
-        <w:rPr>
-          <w:rFonts w:hint="eastAsia"/>
-        </w:rPr>
-        <w:t>1. 对称的准确度（基本形状、关键定位点准确度、线条的过程位置、线条应该闭合的地方是否完好闭合）</w:t>
-      </w:r>
-      <w:r>
-        <w:t>（是否在有效</w:t>
-      </w:r>
-      <w:r>
-        <w:rPr>
-          <w:rFonts w:hint="eastAsia"/>
-        </w:rPr>
-        <w:t>画图</w:t>
-      </w:r>
-      <w:r>
-        <w:t>）</w:t>
-      </w:r>
-      <w:r>
-        <w:rPr>
-          <w:rFonts w:hint="eastAsia"/>
-        </w:rPr>
-        <w:t>（对错性指标）</w:t>
-      </w:r>
-    </w:p>
-    <w:p>
-      <w:r>
-        <w:rPr>
-          <w:rFonts w:hint="eastAsia"/>
-        </w:rPr>
-        <w:t xml:space="preserve">2. </w:t>
-      </w:r>
-      <w:r>
-        <w:t>线控能力 Line Control（</w:t>
-      </w:r>
-      <w:r>
-        <w:rPr>
-          <w:rFonts w:hint="eastAsia"/>
-        </w:rPr>
-        <w:t>直线够不够直，曲线够不够平滑）（质量性指标）</w:t>
-      </w:r>
-    </w:p>
-    <w:p>
-      <w:pPr>
-        <w:rPr>
-          <w:rFonts w:hint="eastAsia"/>
-        </w:rPr>
-      </w:pPr>
-      <w:r>
-        <w:rPr>
-          <w:rFonts w:hint="eastAsia"/>
-        </w:rPr>
-        <w:t xml:space="preserve">3. </w:t>
-      </w:r>
-      <w:r>
-        <w:t>连续性与分段行为（Continuity &amp; Fragmentation</w:t>
-      </w:r>
-      <w:r>
-        <w:rPr>
-          <w:rFonts w:hint="eastAsia"/>
-        </w:rPr>
-        <w:t xml:space="preserve"> &amp; 反复描写）（质量性指标）</w:t>
-      </w:r>
-    </w:p>
-    <w:p>
-      <w:r>
-        <w:rPr>
-          <w:rFonts w:hint="eastAsia"/>
-        </w:rPr>
-        <w:t>4. 是否有“情绪性”或者“调皮”而乱画（单独需要监测的例外情况）</w:t>
-      </w:r>
-    </w:p>
-    <w:p>
-      <w:r>
-        <w:rPr>
-          <w:rFonts w:hint="eastAsia"/>
-        </w:rPr>
-        <w:t xml:space="preserve">5. </w:t>
-      </w:r>
-      <w:r>
-        <w:t>跨设备/跨关卡</w:t>
-      </w:r>
-      <w:r>
-        <w:rPr>
-          <w:rFonts w:hint="eastAsia"/>
-        </w:rPr>
-        <w:t>可用可比，以防未来更换设备</w:t>
-      </w:r>
-    </w:p>
-    <w:p>
-      <w:r>
-        <w:rPr>
-          <w:rFonts w:hint="eastAsia"/>
-        </w:rPr>
-        <w:t>6. 指标需要可调整可扩展，以防未来修改</w:t>
-      </w:r>
-    </w:p>
-    <w:p/>
-    <w:p>
-      <w:r>
-        <w:rPr>
-          <w:rFonts w:hint="eastAsia"/>
-        </w:rPr>
-        <w:t>以上指标1为最重要，2 为第2重要，3和4为同等重要（第三重要）</w:t>
-      </w:r>
-    </w:p>
-    <w:p/>
-    <w:p>
-      <w:pPr>
-        <w:rPr>
+      </w:pPr>
+      <w:r>
+        <w:rPr>
+          <w:rFonts w:hint="eastAsia"/>
           <w:b/>
           <w:bCs/>
         </w:rPr>
-      </w:pPr>
-      <w:r>
-        <w:rPr>
-          <w:rFonts w:hint="eastAsia"/>
-          <w:b/>
-          <w:bCs/>
-        </w:rPr>
         <w:t>——分数等级和权重：</w:t>
       </w:r>
     </w:p>
@@ -426,8 +313,6 @@
           <w:rFonts w:hint="eastAsia"/>
         </w:rPr>
       </w:pPr>
-      <w:bookmarkStart w:id="3" w:name="_GoBack"/>
-      <w:bookmarkEnd w:id="3"/>
     </w:p>
     <w:p>
       <w:pPr>
@@ -1433,7 +1318,25 @@
           <w:b/>
           <w:bCs/>
         </w:rPr>
-        <w:t>5. 是否有“情绪性”或者“调皮”而乱画（单独需要监测的例外情况）</w:t>
+        <w:t xml:space="preserve">5. </w:t>
+      </w:r>
+      <w:bookmarkStart w:id="3" w:name="_GoBack"/>
+      <w:r>
+        <w:rPr>
+          <w:rFonts w:hint="eastAsia"/>
+          <w:b/>
+          <w:bCs/>
+        </w:rPr>
+        <w:t>是否有“情绪性”或者“调皮”而乱画</w:t>
+      </w:r>
+      <w:bookmarkEnd w:id="3"/>
+      <w:r>
+        <w:rPr>
+          <w:rFonts w:hint="eastAsia"/>
+          <w:b/>
+          <w:bCs/>
+        </w:rPr>
+        <w:t>（单独需要监测的例外情况）</w:t>
       </w:r>
     </w:p>
     <w:p>
@@ -3194,6 +3097,7 @@
     <w:name w:val="明显引用 字符"/>
     <w:basedOn w:val="16"/>
     <w:link w:val="35"/>
+    <w:qFormat/>
     <w:uiPriority w:val="30"/>
     <w:rPr>
       <w:i/>
@@ -3226,11 +3130,13 @@
   <w:style w:type="character" w:customStyle="1" w:styleId="39">
     <w:name w:val="s1"/>
     <w:basedOn w:val="16"/>
+    <w:qFormat/>
     <w:uiPriority w:val="0"/>
   </w:style>
   <w:style w:type="paragraph" w:customStyle="1" w:styleId="40">
     <w:name w:val="p2"/>
     <w:basedOn w:val="1"/>
+    <w:qFormat/>
     <w:uiPriority w:val="0"/>
     <w:pPr>
       <w:spacing w:before="100" w:beforeAutospacing="1" w:after="100" w:afterAutospacing="1"/>
@@ -3245,6 +3151,7 @@
   <w:style w:type="paragraph" w:customStyle="1" w:styleId="42">
     <w:name w:val="p4"/>
     <w:basedOn w:val="1"/>
+    <w:qFormat/>
     <w:uiPriority w:val="0"/>
     <w:pPr>
       <w:spacing w:before="100" w:beforeAutospacing="1" w:after="100" w:afterAutospacing="1"/>

--- a/game(data&statics)/画对称.docx
+++ b/game(data&statics)/画对称.docx
@@ -209,14 +209,9 @@
       </w:pPr>
     </w:p>
     <w:p>
-      <w:r>
-        <w:rPr>
-          <w:rFonts w:hint="eastAsia"/>
-        </w:rPr>
-        <w:t>6. 指标需要可调整可扩展，以防未来修改</w:t>
-      </w:r>
-    </w:p>
-    <w:p/>
+      <w:bookmarkStart w:id="3" w:name="_GoBack"/>
+      <w:bookmarkEnd w:id="3"/>
+    </w:p>
     <w:p>
       <w:r>
         <w:rPr>
@@ -1318,25 +1313,7 @@
           <w:b/>
           <w:bCs/>
         </w:rPr>
-        <w:t xml:space="preserve">5. </w:t>
-      </w:r>
-      <w:bookmarkStart w:id="3" w:name="_GoBack"/>
-      <w:r>
-        <w:rPr>
-          <w:rFonts w:hint="eastAsia"/>
-          <w:b/>
-          <w:bCs/>
-        </w:rPr>
-        <w:t>是否有“情绪性”或者“调皮”而乱画</w:t>
-      </w:r>
-      <w:bookmarkEnd w:id="3"/>
-      <w:r>
-        <w:rPr>
-          <w:rFonts w:hint="eastAsia"/>
-          <w:b/>
-          <w:bCs/>
-        </w:rPr>
-        <w:t>（单独需要监测的例外情况）</w:t>
+        <w:t>5. 是否有“情绪性”或者“调皮”而乱画（单独需要监测的例外情况）</w:t>
       </w:r>
     </w:p>
     <w:p>
@@ -3160,6 +3137,7 @@
   <w:style w:type="paragraph" w:customStyle="1" w:styleId="43">
     <w:name w:val="p5"/>
     <w:basedOn w:val="1"/>
+    <w:qFormat/>
     <w:uiPriority w:val="0"/>
     <w:pPr>
       <w:spacing w:before="100" w:beforeAutospacing="1" w:after="100" w:afterAutospacing="1"/>
@@ -3173,6 +3151,7 @@
   <w:style w:type="paragraph" w:customStyle="1" w:styleId="45">
     <w:name w:val="p3"/>
     <w:basedOn w:val="1"/>
+    <w:qFormat/>
     <w:uiPriority w:val="0"/>
     <w:pPr>
       <w:spacing w:before="100" w:beforeAutospacing="1" w:after="100" w:afterAutospacing="1"/>
@@ -3181,6 +3160,7 @@
   <w:style w:type="character" w:customStyle="1" w:styleId="46">
     <w:name w:val="apple-converted-space"/>
     <w:basedOn w:val="16"/>
+    <w:qFormat/>
     <w:uiPriority w:val="0"/>
   </w:style>
   <w:style w:type="character" w:customStyle="1" w:styleId="47">
